--- a/KHBD_Tin_học/Lớp_1/Tuần_28/KHBD_Tin_hoc_Lớp_1_Tiet27_Chia_se_va_lam_viec_nhom.docx
+++ b/KHBD_Tin_học/Lớp_1/Tuần_28/KHBD_Tin_hoc_Lớp_1_Tiet27_Chia_se_va_lam_viec_nhom.docx
@@ -360,12 +360,12 @@
       </w:pPr>
       <w:r>
         <w:rPr>
-          <w:rFonts w:ascii="Times New Roman" w:hAnsi="Times New Roman" w:eastAsia="Times New Roman"/>
+          <w:rFonts w:ascii="Times New Roman" w:hAnsi="Times New Roman" w:eastAsia="Times New Roman" w:cs="Times New Roman"/>
           <w:b w:val="0"/>
           <w:i w:val="0"/>
           <w:sz w:val="26"/>
         </w:rPr>
-        <w:t>- Miền I. Khai thác dữ liệu và thông tin (thành tố 1.1. Duyệt, tìm kiếm và lọc dữ liệu, thông tin và nội dung số – Bậc 1): Khai thác thông tin số, dữ liệu đa phương tiện an toàn phục vụ bài học. (Đạt được thông qua Hoạt động 2)</w:t>
+        <w:t>- Miền I. Khai thác dữ liệu và thông tin (thành tố 1.1. Duyệt, tìm kiếm và lọc dữ liệu, thông tin và nội dung số – Bậc 1): Xác định được nhu cầu thông tin, tìm kiếm dữ liệu, thông tin và nội dung thông qua tìm kiếm đơn giản trong môi trường số,; Tìm được cách truy cập những dữ liệu, thông tin và nội dung này cũng như điều hướng giữa chúng,. (Đạt được thông qua Hoạt động 2, Hoạt động 3).</w:t>
       </w:r>
     </w:p>
     <w:p>
@@ -376,12 +376,12 @@
       </w:pPr>
       <w:r>
         <w:rPr>
-          <w:rFonts w:ascii="Times New Roman" w:hAnsi="Times New Roman" w:eastAsia="Times New Roman"/>
+          <w:rFonts w:ascii="Times New Roman" w:hAnsi="Times New Roman" w:eastAsia="Times New Roman" w:cs="Times New Roman"/>
           <w:b w:val="0"/>
           <w:i w:val="0"/>
           <w:sz w:val="26"/>
         </w:rPr>
-        <w:t>- Miền IV. An toàn (thành tố 4.1. Bảo vệ thiết bị – Bậc 1): Tuân thủ quy tắc an toàn về điện, bảo vệ mắt và giữ vệ sinh thiết bị phòng máy. (Đạt được thông qua Hoạt động 3, Hoạt động 4)</w:t>
+        <w:t>- Miền IV. An toàn (thành tố 4.1. Bảo vệ thiết bị – Bậc 1): Nhận biết được cách bảo vệ thiết bị và nội dung số một cách đơn giản; Phân biệt được rủi ro và mối đe dọa đơn giản trong môi trường số. (Đạt được thông qua Hoạt động 3, Hoạt động 4).</w:t>
       </w:r>
     </w:p>
     <w:p>

--- a/KHBD_Tin_học/Lớp_1/Tuần_28/KHBD_Tin_hoc_Lớp_1_Tiet27_Chia_se_va_lam_viec_nhom.docx
+++ b/KHBD_Tin_học/Lớp_1/Tuần_28/KHBD_Tin_hoc_Lớp_1_Tiet27_Chia_se_va_lam_viec_nhom.docx
@@ -355,7 +355,7 @@
           <w:i w:val="0"/>
           <w:sz w:val="26"/>
         </w:rPr>
-        <w:t>- NLa (Sử dụng và quản lí các phương tiện ICT): Nhận diện và thao tác đúng các công cụ, phần mềm trong bài Chia sẻ và làm việc nhóm. (Đạt được thông qua Hoạt động 2)</w:t>
+        <w:t>- NLe (Hợp tác trong môi trường số): Sử dụng công cụ kỹ thuật số để phối hợp nhóm, trao đổi thông tin và chia sẻ sản phẩm số trong bài Chia sẻ và làm việc nhóm. (Đạt được thông qua Hoạt động 3, Hoạt động 4)</w:t>
       </w:r>
     </w:p>
     <w:p>
@@ -371,7 +371,7 @@
           <w:i w:val="0"/>
           <w:sz w:val="26"/>
         </w:rPr>
-        <w:t>- NLd (Ứng dụng ICT trong học và tự học): Sử dụng phần mềm tạo sản phẩm số phục vụ học tập. (Đạt được thông qua Hoạt động 3)</w:t>
+        <w:t>- NLd (Ứng dụng ICT trong học và tự học): Tự giác hoàn thành phần nhiệm vụ được phân công và học hỏi từ bạn bè. (Đạt được thông qua Hoạt động 2, Hoạt động 3)</w:t>
       </w:r>
     </w:p>
     <w:p>
